--- a/lab3/report.docx
+++ b/lab3/report.docx
@@ -686,6 +686,7 @@
       </w:pPr>
       <w:r>
         <w:rPr>
+          <w:noProof/>
           <w:lang w:val="ru-RU"/>
         </w:rPr>
         <w:drawing>
@@ -988,6 +989,7 @@
       <w:r>
         <w:rPr>
           <w:rFonts w:ascii="Courier New" w:hAnsi="Courier New"/>
+          <w:noProof/>
           <w:sz w:val="20"/>
           <w:lang w:val="ru-RU"/>
         </w:rPr>
@@ -1071,9 +1073,6 @@
     <w:p>
       <w:pPr>
         <w:ind w:firstLine="0"/>
-        <w:rPr>
-          <w:lang w:val="ru-RU"/>
-        </w:rPr>
       </w:pPr>
       <w:r>
         <w:rPr>
@@ -1113,25 +1112,6 @@
     <w:p>
       <w:pPr>
         <w:ind w:firstLine="0"/>
-        <w:rPr>
-          <w:lang w:val="ru-RU"/>
-        </w:rPr>
-      </w:pPr>
-    </w:p>
-    <w:p>
-      <w:pPr>
-        <w:ind w:firstLine="0"/>
-        <w:rPr>
-          <w:lang w:val="ru-RU"/>
-        </w:rPr>
-      </w:pPr>
-    </w:p>
-    <w:p>
-      <w:pPr>
-        <w:ind w:firstLine="0"/>
-        <w:rPr>
-          <w:lang w:val="ru-RU"/>
-        </w:rPr>
       </w:pPr>
     </w:p>
     <w:p>
@@ -1287,6 +1267,7 @@
       <w:r>
         <w:rPr>
           <w:rFonts w:ascii="Courier New" w:hAnsi="Courier New"/>
+          <w:noProof/>
           <w:sz w:val="20"/>
           <w:lang w:val="ru-RU"/>
         </w:rPr>
@@ -1356,11 +1337,6 @@
       </w:r>
     </w:p>
     <w:p>
-      <w:pPr>
-        <w:rPr>
-          <w:lang w:val="ru-RU"/>
-        </w:rPr>
-      </w:pPr>
       <w:r>
         <w:rPr>
           <w:lang w:val="ru-RU"/>
@@ -1385,6 +1361,9 @@
         <w:t>) для последовательной фильтрации и приведения «грязных» входных данных к единому числовому формату.</w:t>
       </w:r>
     </w:p>
+    <w:p/>
+    <w:p/>
+    <w:p/>
     <w:p>
       <w:pPr>
         <w:rPr>
@@ -1534,6 +1513,7 @@
       </w:pPr>
       <w:r>
         <w:rPr>
+          <w:noProof/>
           <w:lang w:val="ru-RU"/>
         </w:rPr>
         <w:drawing>
@@ -1822,6 +1802,7 @@
       <w:r>
         <w:rPr>
           <w:rFonts w:ascii="Courier New" w:hAnsi="Courier New"/>
+          <w:noProof/>
           <w:sz w:val="16"/>
           <w:szCs w:val="16"/>
           <w:lang w:val="ru-RU"/>
@@ -2212,6 +2193,7 @@
       </w:pPr>
       <w:r>
         <w:rPr>
+          <w:noProof/>
           <w:lang w:val="ru-RU"/>
         </w:rPr>
         <w:lastRenderedPageBreak/>
@@ -3923,6 +3905,7 @@
   <w:style w:type="character" w:default="1" w:styleId="a2">
     <w:name w:val="Default Paragraph Font"/>
     <w:uiPriority w:val="1"/>
+    <w:semiHidden/>
     <w:unhideWhenUsed/>
   </w:style>
   <w:style w:type="table" w:default="1" w:styleId="a3">
